--- a/보관본/러시아 인권변호사/Word/5부/5부_4화_지방의_반란.docx
+++ b/보관본/러시아 인권변호사/Word/5부/5부_4화_지방의_반란.docx
@@ -3373,7 +3373,7 @@
           <w:i w:val="0"/>
           <w:sz w:val="22"/>
         </w:rPr>
-        <w:t xml:space="preserve"> — 푸가초프 반란을 겪은 화자 그리뇨프의 회고. 료샤가 무력 진압 선택지를 배제하며 크릴로프에게 인용하고, 크릴로프는 그리뇨프가 양쪽 진영을 모두 겪고 살아남았다고 받아친다. 이 화의 '피 없는 해결'을 떠받치는 인용이다(장면 4).</w:t>
+        <w:t xml:space="preserve"> — 한국어 해설: 푸가초프 반란을 겪은 화자 그리뇨프의 회고. 료샤가 무력 진압 선택지를 배제하며 크릴로프에게 인용하고, 크릴로프는 그리뇨프가 양쪽 진영을 모두 겪고 살아남았다고 받아친다. 이 화의 '피 없는 해결'을 떠받치는 인용이다(장면 4).</w:t>
       </w:r>
     </w:p>
     <w:p>
@@ -3396,7 +3396,7 @@
           <w:i w:val="0"/>
           <w:sz w:val="22"/>
         </w:rPr>
-        <w:t xml:space="preserve"> — 부패는 윗선에서 시작된다는 속담. 350억 루블의 행방이 공개된 뒤 오네가의 광부가 "모스크바의 머리만 보다가 우리 머리가 썩은 줄 몰랐다"며 쓰는 말로, 타라소프의 "모스크바가 우리를 약탈한다"는 선동이 무너지는 순간을 보여 준다(장면 9).</w:t>
+        <w:t xml:space="preserve"> — 한국어 해설: 부패는 윗선에서 시작된다는 속담. 350억 루블의 행방이 공개된 뒤 오네가의 광부가 "모스크바의 머리만 보다가 우리 머리가 썩은 줄 몰랐다"며 쓰는 말로, 타라소프의 "모스크바가 우리를 약탈한다"는 선동이 무너지는 순간을 보여 준다(장면 9).</w:t>
       </w:r>
     </w:p>
     <w:p>

--- a/보관본/러시아 인권변호사/Word/5부/5부_4화_지방의_반란.docx
+++ b/보관본/러시아 인권변호사/Word/5부/5부_4화_지방의_반란.docx
@@ -460,6 +460,144 @@
           <w:sz w:val="22"/>
         </w:rPr>
         <w:t>Юридически заявление ничтожно. Субъект федерации не может объявить себе особый статус по недрам. Но ничтожное заявление, за которым стоят люди с оружием, — уже не только юридический вопрос.</w:t>
+      </w:r>
+    </w:p>
+    <w:p>
+      <w:pPr>
+        <w:spacing w:before="0" w:after="110" w:line="300" w:lineRule="auto"/>
+      </w:pPr>
+      <w:r>
+        <w:rPr>
+          <w:rFonts w:ascii="Times New Roman" w:hAnsi="Times New Roman" w:eastAsia="Malgun Gothic"/>
+          <w:b/>
+          <w:i w:val="0"/>
+          <w:sz w:val="22"/>
+        </w:rPr>
+        <w:t xml:space="preserve">Лёша: </w:t>
+      </w:r>
+      <w:r>
+        <w:rPr>
+          <w:rFonts w:ascii="Times New Roman" w:hAnsi="Times New Roman" w:eastAsia="Malgun Gothic"/>
+          <w:b w:val="0"/>
+          <w:i w:val="0"/>
+          <w:sz w:val="22"/>
+        </w:rPr>
+        <w:t>Такое заявление в этой стране звучит не впервые, я полагаю.</w:t>
+      </w:r>
+    </w:p>
+    <w:p>
+      <w:pPr>
+        <w:spacing w:before="0" w:after="110" w:line="300" w:lineRule="auto"/>
+      </w:pPr>
+      <w:r>
+        <w:rPr>
+          <w:rFonts w:ascii="Times New Roman" w:hAnsi="Times New Roman" w:eastAsia="Malgun Gothic"/>
+          <w:b/>
+          <w:i w:val="0"/>
+          <w:sz w:val="22"/>
+        </w:rPr>
+        <w:t xml:space="preserve">Ирина: </w:t>
+      </w:r>
+      <w:r>
+        <w:rPr>
+          <w:rFonts w:ascii="Times New Roman" w:hAnsi="Times New Roman" w:eastAsia="Malgun Gothic"/>
+          <w:b w:val="0"/>
+          <w:i w:val="0"/>
+          <w:sz w:val="22"/>
+        </w:rPr>
+        <w:t>Не впервые. Девяностый год, «парад суверенитетов»: в августе Татарстан, в сентябре Якутия объявили недра на своей территории собственностью республики. Нефть, алмазы — и почти те же слова: «пока центр не учтёт наши интересы».</w:t>
+      </w:r>
+    </w:p>
+    <w:p>
+      <w:pPr>
+        <w:spacing w:before="0" w:after="110" w:line="300" w:lineRule="auto"/>
+      </w:pPr>
+      <w:r>
+        <w:rPr>
+          <w:rFonts w:ascii="Times New Roman" w:hAnsi="Times New Roman" w:eastAsia="Malgun Gothic"/>
+          <w:b/>
+          <w:i w:val="0"/>
+          <w:sz w:val="22"/>
+        </w:rPr>
+        <w:t xml:space="preserve">Лёша: </w:t>
+      </w:r>
+      <w:r>
+        <w:rPr>
+          <w:rFonts w:ascii="Times New Roman" w:hAnsi="Times New Roman" w:eastAsia="Malgun Gothic"/>
+          <w:b w:val="0"/>
+          <w:i w:val="0"/>
+          <w:sz w:val="22"/>
+        </w:rPr>
+        <w:t>И чем кончилось? Насколько помню — не войной.</w:t>
+      </w:r>
+    </w:p>
+    <w:p>
+      <w:pPr>
+        <w:spacing w:before="0" w:after="110" w:line="300" w:lineRule="auto"/>
+      </w:pPr>
+      <w:r>
+        <w:rPr>
+          <w:rFonts w:ascii="Times New Roman" w:hAnsi="Times New Roman" w:eastAsia="Malgun Gothic"/>
+          <w:b/>
+          <w:i w:val="0"/>
+          <w:sz w:val="22"/>
+        </w:rPr>
+        <w:t xml:space="preserve">Ирина: </w:t>
+      </w:r>
+      <w:r>
+        <w:rPr>
+          <w:rFonts w:ascii="Times New Roman" w:hAnsi="Times New Roman" w:eastAsia="Malgun Gothic"/>
+          <w:b w:val="0"/>
+          <w:i w:val="0"/>
+          <w:sz w:val="22"/>
+        </w:rPr>
+        <w:t>Не войной, но и не быстро. Два года торга. В марте девяносто второго подписали Федеративный договор, в декабре девяносто третьего приняли Конституцию: недра — в совместном ведении центра и регионов, статья семьдесят вторая. С Казанью договаривались ещё год, отдельный договор подписали только в феврале девяносто четвёртого.</w:t>
+      </w:r>
+    </w:p>
+    <w:p>
+      <w:pPr>
+        <w:spacing w:before="0" w:after="110" w:line="300" w:lineRule="auto"/>
+      </w:pPr>
+      <w:r>
+        <w:rPr>
+          <w:rFonts w:ascii="Times New Roman" w:hAnsi="Times New Roman" w:eastAsia="Malgun Gothic"/>
+          <w:b/>
+          <w:i w:val="0"/>
+          <w:sz w:val="22"/>
+        </w:rPr>
+        <w:t xml:space="preserve">Гребенщиков: </w:t>
+      </w:r>
+      <w:r>
+        <w:rPr>
+          <w:rFonts w:ascii="Times New Roman" w:hAnsi="Times New Roman" w:eastAsia="Malgun Gothic"/>
+          <w:b w:val="0"/>
+          <w:i w:val="0"/>
+          <w:sz w:val="22"/>
+        </w:rPr>
+        <w:t>Два года, Ирина Олеговна. У нас нет двух лет.</w:t>
+      </w:r>
+    </w:p>
+    <w:p>
+      <w:pPr>
+        <w:spacing w:before="0" w:after="110" w:line="300" w:lineRule="auto"/>
+      </w:pPr>
+      <w:r>
+        <w:rPr>
+          <w:rFonts w:ascii="Times New Roman" w:hAnsi="Times New Roman" w:eastAsia="Malgun Gothic"/>
+          <w:b/>
+          <w:i w:val="0"/>
+          <w:sz w:val="22"/>
+        </w:rPr>
+        <w:t xml:space="preserve">Ирина: </w:t>
+      </w:r>
+      <w:r>
+        <w:rPr>
+          <w:rFonts w:ascii="Times New Roman" w:hAnsi="Times New Roman" w:eastAsia="Malgun Gothic"/>
+          <w:b w:val="0"/>
+          <w:i w:val="0"/>
+          <w:sz w:val="22"/>
+        </w:rPr>
+        <w:t>У Тарасова нет и республики с собственной конституцией. У него область и один закон о прозрачности, который он нарушает. Но урок тот же: центр тогда выиграл не силой, а тем, что предложил правила, по которым регионам стало выгоднее остаться, чем уйти.</w:t>
       </w:r>
     </w:p>
     <w:p>
